--- a/Acordes domingo/wachin/Venga tu reino - Jaime Murrell (F#m).docx
+++ b/Acordes domingo/wachin/Venga tu reino - Jaime Murrell (F#m).docx
@@ -99,7 +99,7 @@
           <w:szCs w:val="12"/>
           <w:lang w:val="zxx" w:eastAsia="zxx" w:bidi="zxx"/>
         </w:rPr>
-        <w:t>F#m E F#m E</w:t>
+        <w:t>F#m    E F#m    E</w:t>
       </w:r>
     </w:p>
     <w:p>
@@ -1369,19 +1369,43 @@
           <w:szCs w:val="12"/>
           <w:lang w:val="zxx" w:eastAsia="zxx" w:bidi="zxx"/>
         </w:rPr>
-        <w:t xml:space="preserve">          </w:t>
-      </w:r>
-      <w:r>
-        <w:rPr>
-          <w:rFonts w:cs="Consolas"/>
-          <w:b w:val="false"/>
-          <w:bCs w:val="false"/>
-          <w:color w:val="auto"/>
-          <w:sz w:val="12"/>
-          <w:szCs w:val="12"/>
-          <w:lang w:val="zxx" w:eastAsia="zxx" w:bidi="zxx"/>
-        </w:rPr>
-        <w:t>F#  E</w:t>
+        <w:t xml:space="preserve">           </w:t>
+      </w:r>
+      <w:r>
+        <w:rPr>
+          <w:rFonts w:cs="Consolas"/>
+          <w:b w:val="false"/>
+          <w:bCs w:val="false"/>
+          <w:color w:val="auto"/>
+          <w:sz w:val="12"/>
+          <w:szCs w:val="12"/>
+          <w:lang w:val="zxx" w:eastAsia="zxx" w:bidi="zxx"/>
+        </w:rPr>
+        <w:t>F#</w:t>
+      </w:r>
+      <w:r>
+        <w:rPr>
+          <w:rFonts w:cs="Consolas"/>
+          <w:b w:val="false"/>
+          <w:bCs w:val="false"/>
+          <w:color w:val="auto"/>
+          <w:sz w:val="12"/>
+          <w:szCs w:val="12"/>
+          <w:lang w:val="zxx" w:eastAsia="zxx" w:bidi="zxx"/>
+        </w:rPr>
+        <w:t>m</w:t>
+      </w:r>
+      <w:r>
+        <w:rPr>
+          <w:rFonts w:cs="Consolas"/>
+          <w:b w:val="false"/>
+          <w:bCs w:val="false"/>
+          <w:color w:val="auto"/>
+          <w:sz w:val="12"/>
+          <w:szCs w:val="12"/>
+          <w:lang w:val="zxx" w:eastAsia="zxx" w:bidi="zxx"/>
+        </w:rPr>
+        <w:t xml:space="preserve">  E</w:t>
       </w:r>
     </w:p>
     <w:p>
@@ -1592,6 +1616,314 @@
           <w:lang w:val="zxx" w:eastAsia="zxx" w:bidi="zxx"/>
         </w:rPr>
         <w:t>[Coro]</w:t>
+      </w:r>
+    </w:p>
+    <w:p>
+      <w:pPr>
+        <w:pStyle w:val="Normal"/>
+        <w:rPr>
+          <w:rFonts w:cs="Consolas"/>
+          <w:b w:val="false"/>
+          <w:bCs w:val="false"/>
+        </w:rPr>
+      </w:pPr>
+      <w:r>
+        <w:rPr>
+          <w:b/>
+          <w:color w:val="1C99E0"/>
+          <w:sz w:val="12"/>
+          <w:szCs w:val="12"/>
+          <w:lang w:val="zxx" w:eastAsia="zxx" w:bidi="zxx"/>
+        </w:rPr>
+      </w:r>
+    </w:p>
+    <w:p>
+      <w:pPr>
+        <w:pStyle w:val="Normal"/>
+        <w:rPr>
+          <w:b/>
+          <w:color w:val="1C99E0"/>
+          <w:sz w:val="12"/>
+          <w:szCs w:val="12"/>
+          <w:lang w:val="zxx" w:eastAsia="zxx" w:bidi="zxx"/>
+        </w:rPr>
+      </w:pPr>
+      <w:r>
+        <w:rPr>
+          <w:rFonts w:cs="Consolas"/>
+          <w:b/>
+          <w:bCs w:val="false"/>
+          <w:color w:val="1C99E0"/>
+          <w:sz w:val="12"/>
+          <w:szCs w:val="12"/>
+          <w:lang w:val="zxx" w:eastAsia="zxx" w:bidi="zxx"/>
+        </w:rPr>
+        <w:t>[</w:t>
+      </w:r>
+      <w:r>
+        <w:rPr>
+          <w:rFonts w:cs="Consolas"/>
+          <w:b/>
+          <w:bCs w:val="false"/>
+          <w:color w:val="1C99E0"/>
+          <w:sz w:val="12"/>
+          <w:szCs w:val="12"/>
+          <w:lang w:val="zxx" w:eastAsia="zxx" w:bidi="zxx"/>
+        </w:rPr>
+        <w:t>Pre-Final x N</w:t>
+      </w:r>
+      <w:r>
+        <w:rPr>
+          <w:rFonts w:cs="Consolas"/>
+          <w:b/>
+          <w:bCs w:val="false"/>
+          <w:color w:val="1C99E0"/>
+          <w:sz w:val="12"/>
+          <w:szCs w:val="12"/>
+          <w:lang w:val="zxx" w:eastAsia="zxx" w:bidi="zxx"/>
+        </w:rPr>
+        <w:t>]</w:t>
+      </w:r>
+    </w:p>
+    <w:p>
+      <w:pPr>
+        <w:pStyle w:val="Normal"/>
+        <w:rPr>
+          <w:sz w:val="12"/>
+          <w:szCs w:val="12"/>
+          <w:lang w:val="zxx" w:eastAsia="zxx" w:bidi="zxx"/>
+        </w:rPr>
+      </w:pPr>
+      <w:r>
+        <w:rPr>
+          <w:rFonts w:cs="Consolas"/>
+          <w:b w:val="false"/>
+          <w:bCs w:val="false"/>
+          <w:color w:val="auto"/>
+          <w:sz w:val="12"/>
+          <w:szCs w:val="12"/>
+          <w:lang w:val="zxx" w:eastAsia="zxx" w:bidi="zxx"/>
+        </w:rPr>
+        <w:t xml:space="preserve">           </w:t>
+      </w:r>
+      <w:r>
+        <w:rPr>
+          <w:rFonts w:cs="Consolas"/>
+          <w:b w:val="false"/>
+          <w:bCs w:val="false"/>
+          <w:color w:val="auto"/>
+          <w:sz w:val="12"/>
+          <w:szCs w:val="12"/>
+          <w:lang w:val="zxx" w:eastAsia="zxx" w:bidi="zxx"/>
+        </w:rPr>
+        <w:t>F#</w:t>
+      </w:r>
+      <w:r>
+        <w:rPr>
+          <w:rFonts w:cs="Consolas"/>
+          <w:b w:val="false"/>
+          <w:bCs w:val="false"/>
+          <w:color w:val="auto"/>
+          <w:sz w:val="12"/>
+          <w:szCs w:val="12"/>
+          <w:lang w:val="zxx" w:eastAsia="zxx" w:bidi="zxx"/>
+        </w:rPr>
+        <w:t>m</w:t>
+      </w:r>
+      <w:r>
+        <w:rPr>
+          <w:rFonts w:cs="Consolas"/>
+          <w:b w:val="false"/>
+          <w:bCs w:val="false"/>
+          <w:color w:val="auto"/>
+          <w:sz w:val="12"/>
+          <w:szCs w:val="12"/>
+          <w:lang w:val="zxx" w:eastAsia="zxx" w:bidi="zxx"/>
+        </w:rPr>
+        <w:t xml:space="preserve">  E</w:t>
+      </w:r>
+    </w:p>
+    <w:p>
+      <w:pPr>
+        <w:pStyle w:val="Normal"/>
+        <w:rPr>
+          <w:sz w:val="12"/>
+          <w:szCs w:val="12"/>
+          <w:lang w:val="zxx" w:eastAsia="zxx" w:bidi="zxx"/>
+        </w:rPr>
+      </w:pPr>
+      <w:r>
+        <w:rPr>
+          <w:rFonts w:cs="Consolas"/>
+          <w:b w:val="false"/>
+          <w:bCs w:val="false"/>
+          <w:color w:val="auto"/>
+          <w:sz w:val="12"/>
+          <w:szCs w:val="12"/>
+          <w:lang w:val="zxx" w:eastAsia="zxx" w:bidi="zxx"/>
+        </w:rPr>
+        <w:t>solo para ti</w:t>
+      </w:r>
+    </w:p>
+    <w:p>
+      <w:pPr>
+        <w:pStyle w:val="Normal"/>
+        <w:rPr>
+          <w:rFonts w:cs="Consolas"/>
+          <w:b w:val="false"/>
+          <w:b w:val="false"/>
+          <w:bCs w:val="false"/>
+          <w:color w:val="auto"/>
+        </w:rPr>
+      </w:pPr>
+      <w:r>
+        <w:rPr>
+          <w:sz w:val="12"/>
+          <w:szCs w:val="12"/>
+          <w:lang w:val="zxx" w:eastAsia="zxx" w:bidi="zxx"/>
+        </w:rPr>
+      </w:r>
+    </w:p>
+    <w:p>
+      <w:pPr>
+        <w:pStyle w:val="Normal"/>
+        <w:rPr>
+          <w:b/>
+          <w:b/>
+          <w:bCs/>
+          <w:color w:val="1C99E0"/>
+          <w:sz w:val="12"/>
+          <w:szCs w:val="12"/>
+          <w:lang w:val="zxx" w:eastAsia="zxx" w:bidi="zxx"/>
+        </w:rPr>
+      </w:pPr>
+      <w:r>
+        <w:rPr>
+          <w:rFonts w:cs="Consolas"/>
+          <w:b/>
+          <w:bCs/>
+          <w:color w:val="1C99E0"/>
+          <w:sz w:val="12"/>
+          <w:szCs w:val="12"/>
+          <w:lang w:val="zxx" w:eastAsia="zxx" w:bidi="zxx"/>
+        </w:rPr>
+        <w:t>[</w:t>
+      </w:r>
+      <w:r>
+        <w:rPr>
+          <w:rFonts w:cs="Consolas"/>
+          <w:b/>
+          <w:bCs/>
+          <w:color w:val="1C99E0"/>
+          <w:sz w:val="12"/>
+          <w:szCs w:val="12"/>
+          <w:lang w:val="zxx" w:eastAsia="zxx" w:bidi="zxx"/>
+        </w:rPr>
+        <w:t>Final</w:t>
+      </w:r>
+      <w:r>
+        <w:rPr>
+          <w:rFonts w:cs="Consolas"/>
+          <w:b/>
+          <w:bCs/>
+          <w:color w:val="1C99E0"/>
+          <w:sz w:val="12"/>
+          <w:szCs w:val="12"/>
+          <w:lang w:val="zxx" w:eastAsia="zxx" w:bidi="zxx"/>
+        </w:rPr>
+        <w:t>]</w:t>
+      </w:r>
+    </w:p>
+    <w:p>
+      <w:pPr>
+        <w:pStyle w:val="Normal"/>
+        <w:rPr>
+          <w:sz w:val="12"/>
+          <w:szCs w:val="12"/>
+          <w:lang w:val="zxx" w:eastAsia="zxx" w:bidi="zxx"/>
+        </w:rPr>
+      </w:pPr>
+      <w:r>
+        <w:rPr>
+          <w:rFonts w:cs="Consolas"/>
+          <w:b w:val="false"/>
+          <w:bCs w:val="false"/>
+          <w:color w:val="auto"/>
+          <w:sz w:val="12"/>
+          <w:szCs w:val="12"/>
+          <w:lang w:val="zxx" w:eastAsia="zxx" w:bidi="zxx"/>
+        </w:rPr>
+        <w:t xml:space="preserve">           </w:t>
+      </w:r>
+      <w:r>
+        <w:rPr>
+          <w:rFonts w:cs="Consolas"/>
+          <w:b w:val="false"/>
+          <w:bCs w:val="false"/>
+          <w:color w:val="auto"/>
+          <w:sz w:val="12"/>
+          <w:szCs w:val="12"/>
+          <w:lang w:val="zxx" w:eastAsia="zxx" w:bidi="zxx"/>
+        </w:rPr>
+        <w:t>F#</w:t>
+      </w:r>
+      <w:r>
+        <w:rPr>
+          <w:rFonts w:cs="Consolas"/>
+          <w:b w:val="false"/>
+          <w:bCs w:val="false"/>
+          <w:color w:val="auto"/>
+          <w:sz w:val="12"/>
+          <w:szCs w:val="12"/>
+          <w:lang w:val="zxx" w:eastAsia="zxx" w:bidi="zxx"/>
+        </w:rPr>
+        <w:t>m</w:t>
+      </w:r>
+      <w:r>
+        <w:rPr>
+          <w:rFonts w:cs="Consolas"/>
+          <w:b w:val="false"/>
+          <w:bCs w:val="false"/>
+          <w:color w:val="auto"/>
+          <w:sz w:val="12"/>
+          <w:szCs w:val="12"/>
+          <w:lang w:val="zxx" w:eastAsia="zxx" w:bidi="zxx"/>
+        </w:rPr>
+        <w:t xml:space="preserve"> E </w:t>
+      </w:r>
+      <w:r>
+        <w:rPr>
+          <w:rFonts w:cs="Consolas"/>
+          <w:b w:val="false"/>
+          <w:bCs w:val="false"/>
+          <w:color w:val="auto"/>
+          <w:sz w:val="12"/>
+          <w:szCs w:val="12"/>
+          <w:lang w:val="zxx" w:eastAsia="zxx" w:bidi="zxx"/>
+        </w:rPr>
+        <w:t xml:space="preserve">D E F#m </w:t>
+      </w:r>
+    </w:p>
+    <w:p>
+      <w:pPr>
+        <w:pStyle w:val="Normal"/>
+        <w:rPr>
+          <w:sz w:val="12"/>
+          <w:szCs w:val="12"/>
+          <w:lang w:val="zxx" w:eastAsia="zxx" w:bidi="zxx"/>
+        </w:rPr>
+      </w:pPr>
+      <w:r>
+        <w:rPr>
+          <w:rFonts w:cs="Consolas"/>
+          <w:b w:val="false"/>
+          <w:bCs w:val="false"/>
+          <w:color w:val="auto"/>
+          <w:sz w:val="12"/>
+          <w:szCs w:val="12"/>
+          <w:lang w:val="zxx" w:eastAsia="zxx" w:bidi="zxx"/>
+        </w:rPr>
+        <w:t>solo para ti</w:t>
       </w:r>
     </w:p>
     <w:sectPr>

--- a/Acordes domingo/wachin/Venga tu reino - Jaime Murrell (F#m).docx
+++ b/Acordes domingo/wachin/Venga tu reino - Jaime Murrell (F#m).docx
@@ -7,6 +7,7 @@
         <w:pStyle w:val="Normal"/>
         <w:rPr>
           <w:b/>
+          <w:b/>
           <w:color w:val="FF0000"/>
           <w:lang w:val="zxx" w:eastAsia="zxx" w:bidi="zxx"/>
         </w:rPr>
@@ -21,7 +22,19 @@
           <w:szCs w:val="13"/>
           <w:lang w:val="zxx" w:eastAsia="zxx" w:bidi="zxx"/>
         </w:rPr>
-        <w:t xml:space="preserve">Venga tu reino </w:t>
+        <w:t>Venga tu reino (</w:t>
+      </w:r>
+      <w:r>
+        <w:rPr>
+          <w:rFonts w:cs="Consolas"/>
+          <w:b w:val="false"/>
+          <w:bCs w:val="false"/>
+          <w:color w:val="FF0000"/>
+          <w:sz w:val="12"/>
+          <w:szCs w:val="12"/>
+          <w:lang w:val="zxx" w:eastAsia="zxx" w:bidi="zxx"/>
+        </w:rPr>
+        <w:t>F#m</w:t>
       </w:r>
       <w:r>
         <w:rPr>
@@ -33,7 +46,7 @@
           <w:szCs w:val="13"/>
           <w:lang w:val="zxx" w:eastAsia="zxx" w:bidi="zxx"/>
         </w:rPr>
-        <w:t>(F)</w:t>
+        <w:t>)</w:t>
       </w:r>
     </w:p>
     <w:p>
@@ -61,6 +74,7 @@
         <w:pStyle w:val="Normal"/>
         <w:rPr>
           <w:b/>
+          <w:b/>
           <w:color w:val="1C99E0"/>
           <w:sz w:val="12"/>
           <w:szCs w:val="12"/>
@@ -124,6 +138,7 @@
         <w:pStyle w:val="Normal"/>
         <w:rPr>
           <w:b/>
+          <w:b/>
           <w:color w:val="1C99E0"/>
           <w:sz w:val="12"/>
           <w:szCs w:val="12"/>
@@ -489,6 +504,7 @@
         <w:pStyle w:val="Normal"/>
         <w:rPr>
           <w:b/>
+          <w:b/>
           <w:color w:val="1C99E0"/>
           <w:sz w:val="12"/>
           <w:szCs w:val="12"/>
@@ -552,6 +568,7 @@
         <w:pStyle w:val="Normal"/>
         <w:rPr>
           <w:b/>
+          <w:b/>
           <w:color w:val="1C99E0"/>
           <w:sz w:val="12"/>
           <w:szCs w:val="12"/>
@@ -749,6 +766,7 @@
         <w:pStyle w:val="Normal"/>
         <w:rPr>
           <w:b/>
+          <w:b/>
           <w:color w:val="1C99E0"/>
           <w:sz w:val="12"/>
           <w:szCs w:val="12"/>
@@ -765,31 +783,7 @@
           <w:szCs w:val="12"/>
           <w:lang w:val="zxx" w:eastAsia="zxx" w:bidi="zxx"/>
         </w:rPr>
-        <w:t>[</w:t>
-      </w:r>
-      <w:r>
-        <w:rPr>
-          <w:rFonts w:cs="Consolas"/>
-          <w:b/>
-          <w:bCs w:val="false"/>
-          <w:color w:val="1C99E0"/>
-          <w:sz w:val="12"/>
-          <w:szCs w:val="12"/>
-          <w:lang w:val="zxx" w:eastAsia="zxx" w:bidi="zxx"/>
-        </w:rPr>
-        <w:t>Pre-</w:t>
-      </w:r>
-      <w:r>
-        <w:rPr>
-          <w:rFonts w:cs="Consolas"/>
-          <w:b/>
-          <w:bCs w:val="false"/>
-          <w:color w:val="1C99E0"/>
-          <w:sz w:val="12"/>
-          <w:szCs w:val="12"/>
-          <w:lang w:val="zxx" w:eastAsia="zxx" w:bidi="zxx"/>
-        </w:rPr>
-        <w:t>Coro]</w:t>
+        <w:t>[Pre-Coro]</w:t>
       </w:r>
     </w:p>
     <w:p>
@@ -1381,31 +1375,7 @@
           <w:szCs w:val="12"/>
           <w:lang w:val="zxx" w:eastAsia="zxx" w:bidi="zxx"/>
         </w:rPr>
-        <w:t>F#</w:t>
-      </w:r>
-      <w:r>
-        <w:rPr>
-          <w:rFonts w:cs="Consolas"/>
-          <w:b w:val="false"/>
-          <w:bCs w:val="false"/>
-          <w:color w:val="auto"/>
-          <w:sz w:val="12"/>
-          <w:szCs w:val="12"/>
-          <w:lang w:val="zxx" w:eastAsia="zxx" w:bidi="zxx"/>
-        </w:rPr>
-        <w:t>m</w:t>
-      </w:r>
-      <w:r>
-        <w:rPr>
-          <w:rFonts w:cs="Consolas"/>
-          <w:b w:val="false"/>
-          <w:bCs w:val="false"/>
-          <w:color w:val="auto"/>
-          <w:sz w:val="12"/>
-          <w:szCs w:val="12"/>
-          <w:lang w:val="zxx" w:eastAsia="zxx" w:bidi="zxx"/>
-        </w:rPr>
-        <w:t xml:space="preserve">  E</w:t>
+        <w:t>F#m  E</w:t>
       </w:r>
     </w:p>
     <w:p>
@@ -1491,6 +1461,7 @@
         <w:pStyle w:val="Normal"/>
         <w:rPr>
           <w:b/>
+          <w:b/>
           <w:color w:val="1C99E0"/>
           <w:sz w:val="12"/>
           <w:szCs w:val="12"/>
@@ -1532,6 +1503,7 @@
         <w:pStyle w:val="Normal"/>
         <w:rPr>
           <w:b/>
+          <w:b/>
           <w:color w:val="1C99E0"/>
           <w:sz w:val="12"/>
           <w:szCs w:val="12"/>
@@ -1548,20 +1520,39 @@
           <w:szCs w:val="12"/>
           <w:lang w:val="zxx" w:eastAsia="zxx" w:bidi="zxx"/>
         </w:rPr>
-        <w:t>[</w:t>
-      </w:r>
-      <w:r>
-        <w:rPr>
-          <w:rFonts w:cs="Consolas"/>
-          <w:b/>
-          <w:bCs w:val="false"/>
+        <w:t>[Pre-Coro]</w:t>
+      </w:r>
+    </w:p>
+    <w:p>
+      <w:pPr>
+        <w:pStyle w:val="Normal"/>
+        <w:rPr>
+          <w:rFonts w:cs="Consolas"/>
+          <w:b w:val="false"/>
+          <w:b w:val="false"/>
+          <w:bCs w:val="false"/>
+        </w:rPr>
+      </w:pPr>
+      <w:r>
+        <w:rPr>
+          <w:rFonts w:cs="Consolas"/>
+          <w:b w:val="false"/>
+          <w:bCs w:val="false"/>
+        </w:rPr>
+      </w:r>
+    </w:p>
+    <w:p>
+      <w:pPr>
+        <w:pStyle w:val="Normal"/>
+        <w:rPr>
+          <w:b/>
+          <w:b/>
           <w:color w:val="1C99E0"/>
           <w:sz w:val="12"/>
           <w:szCs w:val="12"/>
           <w:lang w:val="zxx" w:eastAsia="zxx" w:bidi="zxx"/>
         </w:rPr>
-        <w:t>Pre-</w:t>
-      </w:r>
+      </w:pPr>
       <w:r>
         <w:rPr>
           <w:rFonts w:cs="Consolas"/>
@@ -1572,117 +1563,50 @@
           <w:szCs w:val="12"/>
           <w:lang w:val="zxx" w:eastAsia="zxx" w:bidi="zxx"/>
         </w:rPr>
-        <w:t>Coro]</w:t>
-      </w:r>
-    </w:p>
-    <w:p>
-      <w:pPr>
-        <w:pStyle w:val="Normal"/>
-        <w:rPr>
-          <w:rFonts w:cs="Consolas"/>
-          <w:b w:val="false"/>
-          <w:bCs w:val="false"/>
-        </w:rPr>
-      </w:pPr>
-      <w:r>
-        <w:rPr>
+        <w:t>[Coro]</w:t>
+      </w:r>
+    </w:p>
+    <w:p>
+      <w:pPr>
+        <w:pStyle w:val="Normal"/>
+        <w:rPr>
+          <w:rFonts w:cs="Consolas"/>
+          <w:b w:val="false"/>
+          <w:b w:val="false"/>
+          <w:bCs w:val="false"/>
+        </w:rPr>
+      </w:pPr>
+      <w:r>
+        <w:rPr>
+          <w:rFonts w:cs="Consolas"/>
+          <w:b w:val="false"/>
+          <w:bCs w:val="false"/>
+        </w:rPr>
+      </w:r>
+    </w:p>
+    <w:p>
+      <w:pPr>
+        <w:pStyle w:val="Normal"/>
+        <w:rPr>
+          <w:b/>
           <w:b/>
           <w:color w:val="1C99E0"/>
           <w:sz w:val="12"/>
           <w:szCs w:val="12"/>
           <w:lang w:val="zxx" w:eastAsia="zxx" w:bidi="zxx"/>
         </w:rPr>
-      </w:r>
-    </w:p>
-    <w:p>
-      <w:pPr>
-        <w:pStyle w:val="Normal"/>
-        <w:rPr>
-          <w:b/>
+      </w:pPr>
+      <w:r>
+        <w:rPr>
+          <w:rFonts w:cs="Consolas"/>
+          <w:b/>
+          <w:bCs w:val="false"/>
           <w:color w:val="1C99E0"/>
           <w:sz w:val="12"/>
           <w:szCs w:val="12"/>
           <w:lang w:val="zxx" w:eastAsia="zxx" w:bidi="zxx"/>
         </w:rPr>
-      </w:pPr>
-      <w:r>
-        <w:rPr>
-          <w:rFonts w:cs="Consolas"/>
-          <w:b/>
-          <w:bCs w:val="false"/>
-          <w:color w:val="1C99E0"/>
-          <w:sz w:val="12"/>
-          <w:szCs w:val="12"/>
-          <w:lang w:val="zxx" w:eastAsia="zxx" w:bidi="zxx"/>
-        </w:rPr>
-        <w:t>[Coro]</w:t>
-      </w:r>
-    </w:p>
-    <w:p>
-      <w:pPr>
-        <w:pStyle w:val="Normal"/>
-        <w:rPr>
-          <w:rFonts w:cs="Consolas"/>
-          <w:b w:val="false"/>
-          <w:bCs w:val="false"/>
-        </w:rPr>
-      </w:pPr>
-      <w:r>
-        <w:rPr>
-          <w:b/>
-          <w:color w:val="1C99E0"/>
-          <w:sz w:val="12"/>
-          <w:szCs w:val="12"/>
-          <w:lang w:val="zxx" w:eastAsia="zxx" w:bidi="zxx"/>
-        </w:rPr>
-      </w:r>
-    </w:p>
-    <w:p>
-      <w:pPr>
-        <w:pStyle w:val="Normal"/>
-        <w:rPr>
-          <w:b/>
-          <w:color w:val="1C99E0"/>
-          <w:sz w:val="12"/>
-          <w:szCs w:val="12"/>
-          <w:lang w:val="zxx" w:eastAsia="zxx" w:bidi="zxx"/>
-        </w:rPr>
-      </w:pPr>
-      <w:r>
-        <w:rPr>
-          <w:rFonts w:cs="Consolas"/>
-          <w:b/>
-          <w:bCs w:val="false"/>
-          <w:color w:val="1C99E0"/>
-          <w:sz w:val="12"/>
-          <w:szCs w:val="12"/>
-          <w:lang w:val="zxx" w:eastAsia="zxx" w:bidi="zxx"/>
-        </w:rPr>
-        <w:t>[</w:t>
-      </w:r>
-      <w:r>
-        <w:rPr>
-          <w:rFonts w:cs="Consolas"/>
-          <w:b/>
-          <w:bCs w:val="false"/>
-          <w:color w:val="1C99E0"/>
-          <w:sz w:val="12"/>
-          <w:szCs w:val="12"/>
-          <w:lang w:val="zxx" w:eastAsia="zxx" w:bidi="zxx"/>
-        </w:rPr>
-        <w:t>Pre-Final x N</w:t>
-      </w:r>
-      <w:r>
-        <w:rPr>
-          <w:rFonts w:cs="Consolas"/>
-          <w:b/>
-          <w:bCs w:val="false"/>
-          <w:color w:val="1C99E0"/>
-          <w:sz w:val="12"/>
-          <w:szCs w:val="12"/>
-          <w:lang w:val="zxx" w:eastAsia="zxx" w:bidi="zxx"/>
-        </w:rPr>
-        <w:t>]</w:t>
+        <w:t>[Pre-Final x N]</w:t>
       </w:r>
     </w:p>
     <w:p>
@@ -1716,31 +1640,7 @@
           <w:szCs w:val="12"/>
           <w:lang w:val="zxx" w:eastAsia="zxx" w:bidi="zxx"/>
         </w:rPr>
-        <w:t>F#</w:t>
-      </w:r>
-      <w:r>
-        <w:rPr>
-          <w:rFonts w:cs="Consolas"/>
-          <w:b w:val="false"/>
-          <w:bCs w:val="false"/>
-          <w:color w:val="auto"/>
-          <w:sz w:val="12"/>
-          <w:szCs w:val="12"/>
-          <w:lang w:val="zxx" w:eastAsia="zxx" w:bidi="zxx"/>
-        </w:rPr>
-        <w:t>m</w:t>
-      </w:r>
-      <w:r>
-        <w:rPr>
-          <w:rFonts w:cs="Consolas"/>
-          <w:b w:val="false"/>
-          <w:bCs w:val="false"/>
-          <w:color w:val="auto"/>
-          <w:sz w:val="12"/>
-          <w:szCs w:val="12"/>
-          <w:lang w:val="zxx" w:eastAsia="zxx" w:bidi="zxx"/>
-        </w:rPr>
-        <w:t xml:space="preserve">  E</w:t>
+        <w:t>F#m  E</w:t>
       </w:r>
     </w:p>
     <w:p>
@@ -1778,9 +1678,10 @@
       </w:pPr>
       <w:r>
         <w:rPr>
-          <w:sz w:val="12"/>
-          <w:szCs w:val="12"/>
-          <w:lang w:val="zxx" w:eastAsia="zxx" w:bidi="zxx"/>
+          <w:rFonts w:cs="Consolas"/>
+          <w:b w:val="false"/>
+          <w:bCs w:val="false"/>
+          <w:color w:val="auto"/>
         </w:rPr>
       </w:r>
     </w:p>
@@ -1807,31 +1708,7 @@
           <w:szCs w:val="12"/>
           <w:lang w:val="zxx" w:eastAsia="zxx" w:bidi="zxx"/>
         </w:rPr>
-        <w:t>[</w:t>
-      </w:r>
-      <w:r>
-        <w:rPr>
-          <w:rFonts w:cs="Consolas"/>
-          <w:b/>
-          <w:bCs/>
-          <w:color w:val="1C99E0"/>
-          <w:sz w:val="12"/>
-          <w:szCs w:val="12"/>
-          <w:lang w:val="zxx" w:eastAsia="zxx" w:bidi="zxx"/>
-        </w:rPr>
-        <w:t>Final</w:t>
-      </w:r>
-      <w:r>
-        <w:rPr>
-          <w:rFonts w:cs="Consolas"/>
-          <w:b/>
-          <w:bCs/>
-          <w:color w:val="1C99E0"/>
-          <w:sz w:val="12"/>
-          <w:szCs w:val="12"/>
-          <w:lang w:val="zxx" w:eastAsia="zxx" w:bidi="zxx"/>
-        </w:rPr>
-        <w:t>]</w:t>
+        <w:t>[Final]</w:t>
       </w:r>
     </w:p>
     <w:p>
@@ -1865,43 +1742,7 @@
           <w:szCs w:val="12"/>
           <w:lang w:val="zxx" w:eastAsia="zxx" w:bidi="zxx"/>
         </w:rPr>
-        <w:t>F#</w:t>
-      </w:r>
-      <w:r>
-        <w:rPr>
-          <w:rFonts w:cs="Consolas"/>
-          <w:b w:val="false"/>
-          <w:bCs w:val="false"/>
-          <w:color w:val="auto"/>
-          <w:sz w:val="12"/>
-          <w:szCs w:val="12"/>
-          <w:lang w:val="zxx" w:eastAsia="zxx" w:bidi="zxx"/>
-        </w:rPr>
-        <w:t>m</w:t>
-      </w:r>
-      <w:r>
-        <w:rPr>
-          <w:rFonts w:cs="Consolas"/>
-          <w:b w:val="false"/>
-          <w:bCs w:val="false"/>
-          <w:color w:val="auto"/>
-          <w:sz w:val="12"/>
-          <w:szCs w:val="12"/>
-          <w:lang w:val="zxx" w:eastAsia="zxx" w:bidi="zxx"/>
-        </w:rPr>
-        <w:t xml:space="preserve"> E </w:t>
-      </w:r>
-      <w:r>
-        <w:rPr>
-          <w:rFonts w:cs="Consolas"/>
-          <w:b w:val="false"/>
-          <w:bCs w:val="false"/>
-          <w:color w:val="auto"/>
-          <w:sz w:val="12"/>
-          <w:szCs w:val="12"/>
-          <w:lang w:val="zxx" w:eastAsia="zxx" w:bidi="zxx"/>
-        </w:rPr>
-        <w:t xml:space="preserve">D E F#m </w:t>
+        <w:t xml:space="preserve">F#m E D E F#m </w:t>
       </w:r>
     </w:p>
     <w:p>
@@ -2211,7 +2052,7 @@
     <w:pPr>
       <w:widowControl/>
       <w:suppressAutoHyphens w:val="true"/>
-      <w:overflowPunct w:val="false"/>
+      <w:overflowPunct w:val="true"/>
       <w:bidi w:val="0"/>
       <w:spacing w:before="0" w:after="0"/>
       <w:jc w:val="left"/>

--- a/Acordes domingo/wachin/Venga tu reino - Jaime Murrell (F#m).docx
+++ b/Acordes domingo/wachin/Venga tu reino - Jaime Murrell (F#m).docx
@@ -973,7 +973,7 @@
           <w:szCs w:val="12"/>
           <w:lang w:val="zxx" w:eastAsia="zxx" w:bidi="zxx"/>
         </w:rPr>
-        <w:t>F#m    E        C#</w:t>
+        <w:t>F#m    E         C#</w:t>
       </w:r>
     </w:p>
     <w:p>
@@ -1606,7 +1606,7 @@
           <w:szCs w:val="12"/>
           <w:lang w:val="zxx" w:eastAsia="zxx" w:bidi="zxx"/>
         </w:rPr>
-        <w:t>[Pre-Final x N]</w:t>
+        <w:t>[Pre-Final]</w:t>
       </w:r>
     </w:p>
     <w:p>
@@ -1640,75 +1640,29 @@
           <w:szCs w:val="12"/>
           <w:lang w:val="zxx" w:eastAsia="zxx" w:bidi="zxx"/>
         </w:rPr>
-        <w:t>F#m  E</w:t>
-      </w:r>
-    </w:p>
-    <w:p>
-      <w:pPr>
-        <w:pStyle w:val="Normal"/>
-        <w:rPr>
-          <w:sz w:val="12"/>
-          <w:szCs w:val="12"/>
-          <w:lang w:val="zxx" w:eastAsia="zxx" w:bidi="zxx"/>
-        </w:rPr>
-      </w:pPr>
-      <w:r>
-        <w:rPr>
-          <w:rFonts w:cs="Consolas"/>
-          <w:b w:val="false"/>
-          <w:bCs w:val="false"/>
-          <w:color w:val="auto"/>
-          <w:sz w:val="12"/>
-          <w:szCs w:val="12"/>
-          <w:lang w:val="zxx" w:eastAsia="zxx" w:bidi="zxx"/>
-        </w:rPr>
-        <w:t>solo para ti</w:t>
-      </w:r>
-    </w:p>
-    <w:p>
-      <w:pPr>
-        <w:pStyle w:val="Normal"/>
-        <w:rPr>
-          <w:rFonts w:cs="Consolas"/>
-          <w:b w:val="false"/>
-          <w:b w:val="false"/>
-          <w:bCs w:val="false"/>
-          <w:color w:val="auto"/>
-        </w:rPr>
-      </w:pPr>
-      <w:r>
-        <w:rPr>
-          <w:rFonts w:cs="Consolas"/>
-          <w:b w:val="false"/>
-          <w:bCs w:val="false"/>
-          <w:color w:val="auto"/>
-        </w:rPr>
-      </w:r>
-    </w:p>
-    <w:p>
-      <w:pPr>
-        <w:pStyle w:val="Normal"/>
-        <w:rPr>
-          <w:b/>
-          <w:b/>
-          <w:bCs/>
-          <w:color w:val="1C99E0"/>
-          <w:sz w:val="12"/>
-          <w:szCs w:val="12"/>
-          <w:lang w:val="zxx" w:eastAsia="zxx" w:bidi="zxx"/>
-        </w:rPr>
-      </w:pPr>
-      <w:r>
-        <w:rPr>
-          <w:rFonts w:cs="Consolas"/>
-          <w:b/>
-          <w:bCs/>
-          <w:color w:val="1C99E0"/>
-          <w:sz w:val="12"/>
-          <w:szCs w:val="12"/>
-          <w:lang w:val="zxx" w:eastAsia="zxx" w:bidi="zxx"/>
-        </w:rPr>
-        <w:t>[Final]</w:t>
+        <w:t>F#m  E            F#m  E</w:t>
+      </w:r>
+    </w:p>
+    <w:p>
+      <w:pPr>
+        <w:pStyle w:val="Normal"/>
+        <w:rPr>
+          <w:sz w:val="12"/>
+          <w:szCs w:val="12"/>
+          <w:lang w:val="zxx" w:eastAsia="zxx" w:bidi="zxx"/>
+        </w:rPr>
+      </w:pPr>
+      <w:r>
+        <w:rPr>
+          <w:rFonts w:cs="Consolas"/>
+          <w:b w:val="false"/>
+          <w:bCs w:val="false"/>
+          <w:color w:val="auto"/>
+          <w:sz w:val="12"/>
+          <w:szCs w:val="12"/>
+          <w:lang w:val="zxx" w:eastAsia="zxx" w:bidi="zxx"/>
+        </w:rPr>
+        <w:t>solo para ti      solo para ti</w:t>
       </w:r>
     </w:p>
     <w:p>
@@ -1742,29 +1696,317 @@
           <w:szCs w:val="12"/>
           <w:lang w:val="zxx" w:eastAsia="zxx" w:bidi="zxx"/>
         </w:rPr>
-        <w:t xml:space="preserve">F#m E D E F#m </w:t>
-      </w:r>
-    </w:p>
-    <w:p>
-      <w:pPr>
-        <w:pStyle w:val="Normal"/>
-        <w:rPr>
-          <w:sz w:val="12"/>
-          <w:szCs w:val="12"/>
-          <w:lang w:val="zxx" w:eastAsia="zxx" w:bidi="zxx"/>
-        </w:rPr>
-      </w:pPr>
-      <w:r>
-        <w:rPr>
-          <w:rFonts w:cs="Consolas"/>
-          <w:b w:val="false"/>
-          <w:bCs w:val="false"/>
-          <w:color w:val="auto"/>
-          <w:sz w:val="12"/>
-          <w:szCs w:val="12"/>
-          <w:lang w:val="zxx" w:eastAsia="zxx" w:bidi="zxx"/>
-        </w:rPr>
-        <w:t>solo para ti</w:t>
+        <w:t>F#m  E            F#m  E</w:t>
+      </w:r>
+    </w:p>
+    <w:p>
+      <w:pPr>
+        <w:pStyle w:val="Normal"/>
+        <w:rPr>
+          <w:sz w:val="12"/>
+          <w:szCs w:val="12"/>
+          <w:lang w:val="zxx" w:eastAsia="zxx" w:bidi="zxx"/>
+        </w:rPr>
+      </w:pPr>
+      <w:r>
+        <w:rPr>
+          <w:rFonts w:cs="Consolas"/>
+          <w:b w:val="false"/>
+          <w:bCs w:val="false"/>
+          <w:color w:val="auto"/>
+          <w:sz w:val="12"/>
+          <w:szCs w:val="12"/>
+          <w:lang w:val="zxx" w:eastAsia="zxx" w:bidi="zxx"/>
+        </w:rPr>
+        <w:t>solo para ti      solo para ti</w:t>
+      </w:r>
+    </w:p>
+    <w:p>
+      <w:pPr>
+        <w:pStyle w:val="Normal"/>
+        <w:rPr>
+          <w:sz w:val="12"/>
+          <w:szCs w:val="12"/>
+          <w:lang w:val="zxx" w:eastAsia="zxx" w:bidi="zxx"/>
+        </w:rPr>
+      </w:pPr>
+      <w:r>
+        <w:rPr>
+          <w:rFonts w:cs="Consolas"/>
+          <w:b w:val="false"/>
+          <w:bCs w:val="false"/>
+          <w:color w:val="auto"/>
+          <w:sz w:val="12"/>
+          <w:szCs w:val="12"/>
+          <w:lang w:val="zxx" w:eastAsia="zxx" w:bidi="zxx"/>
+        </w:rPr>
+        <w:t xml:space="preserve">      </w:t>
+      </w:r>
+      <w:r>
+        <w:rPr>
+          <w:rFonts w:cs="Consolas"/>
+          <w:b w:val="false"/>
+          <w:bCs w:val="false"/>
+          <w:color w:val="auto"/>
+          <w:sz w:val="12"/>
+          <w:szCs w:val="12"/>
+          <w:lang w:val="zxx" w:eastAsia="zxx" w:bidi="zxx"/>
+        </w:rPr>
+        <w:t xml:space="preserve">F#m         E            F#m </w:t>
+      </w:r>
+    </w:p>
+    <w:p>
+      <w:pPr>
+        <w:pStyle w:val="Normal"/>
+        <w:rPr>
+          <w:sz w:val="12"/>
+          <w:szCs w:val="12"/>
+          <w:lang w:val="zxx" w:eastAsia="zxx" w:bidi="zxx"/>
+        </w:rPr>
+      </w:pPr>
+      <w:r>
+        <w:rPr>
+          <w:rFonts w:cs="Consolas"/>
+          <w:b w:val="false"/>
+          <w:bCs w:val="false"/>
+          <w:color w:val="auto"/>
+          <w:sz w:val="12"/>
+          <w:szCs w:val="12"/>
+          <w:lang w:val="zxx" w:eastAsia="zxx" w:bidi="zxx"/>
+        </w:rPr>
+        <w:t>eres digno, eres Santo, eres bueno</w:t>
+      </w:r>
+    </w:p>
+    <w:p>
+      <w:pPr>
+        <w:pStyle w:val="Normal"/>
+        <w:rPr>
+          <w:sz w:val="12"/>
+          <w:szCs w:val="12"/>
+          <w:lang w:val="zxx" w:eastAsia="zxx" w:bidi="zxx"/>
+        </w:rPr>
+      </w:pPr>
+      <w:r>
+        <w:rPr>
+          <w:rFonts w:cs="Consolas"/>
+          <w:b w:val="false"/>
+          <w:bCs w:val="false"/>
+          <w:color w:val="auto"/>
+          <w:sz w:val="12"/>
+          <w:szCs w:val="12"/>
+          <w:lang w:val="zxx" w:eastAsia="zxx" w:bidi="zxx"/>
+        </w:rPr>
+        <w:t xml:space="preserve">     </w:t>
+      </w:r>
+      <w:r>
+        <w:rPr>
+          <w:rFonts w:cs="Consolas"/>
+          <w:b w:val="false"/>
+          <w:bCs w:val="false"/>
+          <w:color w:val="auto"/>
+          <w:sz w:val="12"/>
+          <w:szCs w:val="12"/>
+          <w:lang w:val="zxx" w:eastAsia="zxx" w:bidi="zxx"/>
+        </w:rPr>
+        <w:t xml:space="preserve">E           F#m         E  </w:t>
+      </w:r>
+    </w:p>
+    <w:p>
+      <w:pPr>
+        <w:pStyle w:val="Normal"/>
+        <w:rPr>
+          <w:sz w:val="12"/>
+          <w:szCs w:val="12"/>
+          <w:lang w:val="zxx" w:eastAsia="zxx" w:bidi="zxx"/>
+        </w:rPr>
+      </w:pPr>
+      <w:r>
+        <w:rPr>
+          <w:rFonts w:cs="Consolas"/>
+          <w:b w:val="false"/>
+          <w:bCs w:val="false"/>
+          <w:color w:val="auto"/>
+          <w:sz w:val="12"/>
+          <w:szCs w:val="12"/>
+          <w:lang w:val="zxx" w:eastAsia="zxx" w:bidi="zxx"/>
+        </w:rPr>
+        <w:t>poderoso, magestuoso, y glorioso</w:t>
+      </w:r>
+    </w:p>
+    <w:p>
+      <w:pPr>
+        <w:pStyle w:val="Normal"/>
+        <w:rPr>
+          <w:sz w:val="12"/>
+          <w:szCs w:val="12"/>
+          <w:lang w:val="zxx" w:eastAsia="zxx" w:bidi="zxx"/>
+        </w:rPr>
+      </w:pPr>
+      <w:r>
+        <w:rPr>
+          <w:rFonts w:cs="Consolas"/>
+          <w:b w:val="false"/>
+          <w:bCs w:val="false"/>
+          <w:color w:val="auto"/>
+          <w:sz w:val="12"/>
+          <w:szCs w:val="12"/>
+          <w:lang w:val="zxx" w:eastAsia="zxx" w:bidi="zxx"/>
+        </w:rPr>
+        <w:t xml:space="preserve">       </w:t>
+      </w:r>
+      <w:r>
+        <w:rPr>
+          <w:rFonts w:cs="Consolas"/>
+          <w:b w:val="false"/>
+          <w:bCs w:val="false"/>
+          <w:color w:val="auto"/>
+          <w:sz w:val="12"/>
+          <w:szCs w:val="12"/>
+          <w:lang w:val="zxx" w:eastAsia="zxx" w:bidi="zxx"/>
+        </w:rPr>
+        <w:t>F#m          E</w:t>
+      </w:r>
+    </w:p>
+    <w:p>
+      <w:pPr>
+        <w:pStyle w:val="Normal"/>
+        <w:rPr>
+          <w:sz w:val="12"/>
+          <w:szCs w:val="12"/>
+          <w:lang w:val="zxx" w:eastAsia="zxx" w:bidi="zxx"/>
+        </w:rPr>
+      </w:pPr>
+      <w:r>
+        <w:rPr>
+          <w:rFonts w:cs="Consolas"/>
+          <w:b w:val="false"/>
+          <w:bCs w:val="false"/>
+          <w:color w:val="auto"/>
+          <w:sz w:val="12"/>
+          <w:szCs w:val="12"/>
+          <w:lang w:val="zxx" w:eastAsia="zxx" w:bidi="zxx"/>
+        </w:rPr>
+        <w:t>te alabamos, te adoramos</w:t>
+      </w:r>
+    </w:p>
+    <w:p>
+      <w:pPr>
+        <w:pStyle w:val="Normal"/>
+        <w:rPr>
+          <w:sz w:val="12"/>
+          <w:szCs w:val="12"/>
+          <w:lang w:val="zxx" w:eastAsia="zxx" w:bidi="zxx"/>
+        </w:rPr>
+      </w:pPr>
+      <w:r>
+        <w:rPr>
+          <w:rFonts w:cs="Consolas"/>
+          <w:b w:val="false"/>
+          <w:bCs w:val="false"/>
+          <w:color w:val="auto"/>
+          <w:sz w:val="12"/>
+          <w:szCs w:val="12"/>
+          <w:lang w:val="zxx" w:eastAsia="zxx" w:bidi="zxx"/>
+        </w:rPr>
+        <w:t xml:space="preserve">           </w:t>
+      </w:r>
+      <w:r>
+        <w:rPr>
+          <w:rFonts w:cs="Consolas"/>
+          <w:b w:val="false"/>
+          <w:bCs w:val="false"/>
+          <w:color w:val="auto"/>
+          <w:sz w:val="12"/>
+          <w:szCs w:val="12"/>
+          <w:lang w:val="zxx" w:eastAsia="zxx" w:bidi="zxx"/>
+        </w:rPr>
+        <w:t>F#m  E            F#m  E</w:t>
+      </w:r>
+    </w:p>
+    <w:p>
+      <w:pPr>
+        <w:pStyle w:val="Normal"/>
+        <w:rPr>
+          <w:sz w:val="12"/>
+          <w:szCs w:val="12"/>
+          <w:lang w:val="zxx" w:eastAsia="zxx" w:bidi="zxx"/>
+        </w:rPr>
+      </w:pPr>
+      <w:r>
+        <w:rPr>
+          <w:sz w:val="12"/>
+          <w:szCs w:val="12"/>
+          <w:lang w:val="zxx" w:eastAsia="zxx" w:bidi="zxx"/>
+        </w:rPr>
+        <w:t>solo para ti      solo para ti</w:t>
+      </w:r>
+    </w:p>
+    <w:p>
+      <w:pPr>
+        <w:pStyle w:val="Normal"/>
+        <w:rPr>
+          <w:sz w:val="12"/>
+          <w:szCs w:val="12"/>
+          <w:lang w:val="zxx" w:eastAsia="zxx" w:bidi="zxx"/>
+        </w:rPr>
+      </w:pPr>
+      <w:r>
+        <w:rPr>
+          <w:rFonts w:cs="Consolas"/>
+          <w:b w:val="false"/>
+          <w:bCs w:val="false"/>
+          <w:color w:val="auto"/>
+          <w:sz w:val="12"/>
+          <w:szCs w:val="12"/>
+          <w:lang w:val="zxx" w:eastAsia="zxx" w:bidi="zxx"/>
+        </w:rPr>
+        <w:t xml:space="preserve">           </w:t>
+      </w:r>
+      <w:r>
+        <w:rPr>
+          <w:rFonts w:cs="Consolas"/>
+          <w:b w:val="false"/>
+          <w:bCs w:val="false"/>
+          <w:color w:val="auto"/>
+          <w:sz w:val="12"/>
+          <w:szCs w:val="12"/>
+          <w:lang w:val="zxx" w:eastAsia="zxx" w:bidi="zxx"/>
+        </w:rPr>
+        <w:t xml:space="preserve">F#m E   D   E      F#m </w:t>
+      </w:r>
+    </w:p>
+    <w:p>
+      <w:pPr>
+        <w:pStyle w:val="Normal"/>
+        <w:rPr>
+          <w:sz w:val="12"/>
+          <w:szCs w:val="12"/>
+          <w:lang w:val="zxx" w:eastAsia="zxx" w:bidi="zxx"/>
+        </w:rPr>
+      </w:pPr>
+      <w:r>
+        <w:rPr>
+          <w:rFonts w:cs="Consolas"/>
+          <w:b w:val="false"/>
+          <w:bCs w:val="false"/>
+          <w:color w:val="auto"/>
+          <w:sz w:val="12"/>
+          <w:szCs w:val="12"/>
+          <w:lang w:val="zxx" w:eastAsia="zxx" w:bidi="zxx"/>
+        </w:rPr>
+        <w:t xml:space="preserve">solo para ti     </w:t>
+      </w:r>
+      <w:r>
+        <w:rPr>
+          <w:rFonts w:cs="Consolas"/>
+          <w:b w:val="false"/>
+          <w:bCs w:val="false"/>
+          <w:color w:val="auto"/>
+          <w:sz w:val="12"/>
+          <w:szCs w:val="12"/>
+          <w:lang w:val="zxx" w:eastAsia="zxx" w:bidi="zxx"/>
+        </w:rPr>
+        <w:t>Dios   para ti</w:t>
       </w:r>
     </w:p>
     <w:sectPr>
@@ -2052,7 +2294,7 @@
     <w:pPr>
       <w:widowControl/>
       <w:suppressAutoHyphens w:val="true"/>
-      <w:overflowPunct w:val="true"/>
+      <w:overflowPunct w:val="false"/>
       <w:bidi w:val="0"/>
       <w:spacing w:before="0" w:after="0"/>
       <w:jc w:val="left"/>

--- a/Acordes domingo/wachin/Venga tu reino - Jaime Murrell (F#m).docx
+++ b/Acordes domingo/wachin/Venga tu reino - Jaime Murrell (F#m).docx
@@ -1450,6 +1450,40 @@
       </w:pPr>
       <w:r>
         <w:rPr>
+          <w:rFonts w:cs="Consolas"/>
+          <w:b w:val="false"/>
+          <w:bCs w:val="false"/>
+          <w:color w:val="auto"/>
+          <w:sz w:val="12"/>
+          <w:szCs w:val="12"/>
+          <w:lang w:val="zxx" w:eastAsia="zxx" w:bidi="zxx"/>
+        </w:rPr>
+        <w:t>F</w:t>
+      </w:r>
+      <w:r>
+        <w:rPr>
+          <w:rFonts w:cs="Consolas"/>
+          <w:b w:val="false"/>
+          <w:bCs w:val="false"/>
+          <w:color w:val="auto"/>
+          <w:sz w:val="12"/>
+          <w:szCs w:val="12"/>
+          <w:lang w:val="zxx" w:eastAsia="zxx" w:bidi="zxx"/>
+        </w:rPr>
+        <w:t>#m  E</w:t>
+      </w:r>
+    </w:p>
+    <w:p>
+      <w:pPr>
+        <w:pStyle w:val="Normal"/>
+        <w:rPr>
+          <w:sz w:val="12"/>
+          <w:szCs w:val="12"/>
+          <w:lang w:val="zxx" w:eastAsia="zxx" w:bidi="zxx"/>
+        </w:rPr>
+      </w:pPr>
+      <w:r>
+        <w:rPr>
           <w:sz w:val="12"/>
           <w:szCs w:val="12"/>
           <w:lang w:val="zxx" w:eastAsia="zxx" w:bidi="zxx"/>
@@ -1485,6 +1519,98 @@
       <w:pPr>
         <w:pStyle w:val="Normal"/>
         <w:rPr>
+          <w:b w:val="false"/>
+          <w:b w:val="false"/>
+          <w:bCs w:val="false"/>
+          <w:color w:val="auto"/>
+        </w:rPr>
+      </w:pPr>
+      <w:r>
+        <w:rPr>
+          <w:rFonts w:cs="Consolas"/>
+          <w:b w:val="false"/>
+          <w:bCs w:val="false"/>
+          <w:color w:val="auto"/>
+          <w:sz w:val="12"/>
+          <w:szCs w:val="12"/>
+          <w:lang w:val="zxx" w:eastAsia="zxx" w:bidi="zxx"/>
+        </w:rPr>
+        <w:t>C#      C# C Bm</w:t>
+      </w:r>
+    </w:p>
+    <w:p>
+      <w:pPr>
+        <w:pStyle w:val="Normal"/>
+        <w:rPr>
+          <w:b w:val="false"/>
+          <w:b w:val="false"/>
+          <w:bCs w:val="false"/>
+          <w:color w:val="auto"/>
+        </w:rPr>
+      </w:pPr>
+      <w:r>
+        <w:rPr>
+          <w:rFonts w:cs="Consolas"/>
+          <w:b w:val="false"/>
+          <w:bCs w:val="false"/>
+          <w:color w:val="auto"/>
+          <w:sz w:val="12"/>
+          <w:szCs w:val="12"/>
+          <w:lang w:val="zxx" w:eastAsia="zxx" w:bidi="zxx"/>
+        </w:rPr>
+        <w:t>E</w:t>
+      </w:r>
+    </w:p>
+    <w:p>
+      <w:pPr>
+        <w:pStyle w:val="Normal"/>
+        <w:rPr>
+          <w:b w:val="false"/>
+          <w:b w:val="false"/>
+          <w:bCs w:val="false"/>
+          <w:color w:val="auto"/>
+        </w:rPr>
+      </w:pPr>
+      <w:r>
+        <w:rPr>
+          <w:rFonts w:cs="Consolas"/>
+          <w:b w:val="false"/>
+          <w:bCs w:val="false"/>
+          <w:color w:val="auto"/>
+          <w:sz w:val="12"/>
+          <w:szCs w:val="12"/>
+          <w:lang w:val="zxx" w:eastAsia="zxx" w:bidi="zxx"/>
+        </w:rPr>
+        <w:t>F#m E D C#</w:t>
+      </w:r>
+    </w:p>
+    <w:p>
+      <w:pPr>
+        <w:pStyle w:val="Normal"/>
+        <w:rPr>
+          <w:b w:val="false"/>
+          <w:b w:val="false"/>
+          <w:bCs w:val="false"/>
+          <w:color w:val="auto"/>
+        </w:rPr>
+      </w:pPr>
+      <w:r>
+        <w:rPr>
+          <w:rFonts w:cs="Consolas"/>
+          <w:b w:val="false"/>
+          <w:bCs w:val="false"/>
+          <w:color w:val="auto"/>
+          <w:sz w:val="12"/>
+          <w:szCs w:val="12"/>
+          <w:lang w:val="zxx" w:eastAsia="zxx" w:bidi="zxx"/>
+        </w:rPr>
+        <w:t>F#m E</w:t>
+      </w:r>
+    </w:p>
+    <w:p>
+      <w:pPr>
+        <w:pStyle w:val="Normal"/>
+        <w:rPr>
           <w:sz w:val="12"/>
           <w:szCs w:val="12"/>
           <w:lang w:val="zxx" w:eastAsia="zxx" w:bidi="zxx"/>
@@ -1527,6 +1653,98 @@
       <w:pPr>
         <w:pStyle w:val="Normal"/>
         <w:rPr>
+          <w:b w:val="false"/>
+          <w:b w:val="false"/>
+          <w:bCs w:val="false"/>
+          <w:color w:val="auto"/>
+        </w:rPr>
+      </w:pPr>
+      <w:r>
+        <w:rPr>
+          <w:rFonts w:cs="Consolas"/>
+          <w:b w:val="false"/>
+          <w:bCs w:val="false"/>
+          <w:color w:val="auto"/>
+          <w:sz w:val="12"/>
+          <w:szCs w:val="12"/>
+          <w:lang w:val="zxx" w:eastAsia="zxx" w:bidi="zxx"/>
+        </w:rPr>
+        <w:t>F#m E</w:t>
+      </w:r>
+    </w:p>
+    <w:p>
+      <w:pPr>
+        <w:pStyle w:val="Normal"/>
+        <w:rPr>
+          <w:b w:val="false"/>
+          <w:b w:val="false"/>
+          <w:bCs w:val="false"/>
+          <w:color w:val="auto"/>
+        </w:rPr>
+      </w:pPr>
+      <w:r>
+        <w:rPr>
+          <w:rFonts w:cs="Consolas"/>
+          <w:b w:val="false"/>
+          <w:bCs w:val="false"/>
+          <w:color w:val="auto"/>
+          <w:sz w:val="12"/>
+          <w:szCs w:val="12"/>
+          <w:lang w:val="zxx" w:eastAsia="zxx" w:bidi="zxx"/>
+        </w:rPr>
+        <w:t>F#m E</w:t>
+      </w:r>
+    </w:p>
+    <w:p>
+      <w:pPr>
+        <w:pStyle w:val="Normal"/>
+        <w:rPr>
+          <w:b w:val="false"/>
+          <w:b w:val="false"/>
+          <w:bCs w:val="false"/>
+          <w:color w:val="auto"/>
+        </w:rPr>
+      </w:pPr>
+      <w:r>
+        <w:rPr>
+          <w:rFonts w:cs="Consolas"/>
+          <w:b w:val="false"/>
+          <w:bCs w:val="false"/>
+          <w:color w:val="auto"/>
+          <w:sz w:val="12"/>
+          <w:szCs w:val="12"/>
+          <w:lang w:val="zxx" w:eastAsia="zxx" w:bidi="zxx"/>
+        </w:rPr>
+        <w:t>F#m E</w:t>
+      </w:r>
+    </w:p>
+    <w:p>
+      <w:pPr>
+        <w:pStyle w:val="Normal"/>
+        <w:rPr>
+          <w:b w:val="false"/>
+          <w:b w:val="false"/>
+          <w:bCs w:val="false"/>
+          <w:color w:val="auto"/>
+        </w:rPr>
+      </w:pPr>
+      <w:r>
+        <w:rPr>
+          <w:rFonts w:cs="Consolas"/>
+          <w:b w:val="false"/>
+          <w:bCs w:val="false"/>
+          <w:color w:val="auto"/>
+          <w:sz w:val="12"/>
+          <w:szCs w:val="12"/>
+          <w:lang w:val="zxx" w:eastAsia="zxx" w:bidi="zxx"/>
+        </w:rPr>
+        <w:t>F#m E C#</w:t>
+      </w:r>
+    </w:p>
+    <w:p>
+      <w:pPr>
+        <w:pStyle w:val="Normal"/>
+        <w:rPr>
           <w:rFonts w:cs="Consolas"/>
           <w:b w:val="false"/>
           <w:b w:val="false"/>
@@ -1570,6 +1788,121 @@
       <w:pPr>
         <w:pStyle w:val="Normal"/>
         <w:rPr>
+          <w:b w:val="false"/>
+          <w:b w:val="false"/>
+          <w:bCs w:val="false"/>
+          <w:color w:val="auto"/>
+        </w:rPr>
+      </w:pPr>
+      <w:r>
+        <w:rPr>
+          <w:rFonts w:cs="Consolas"/>
+          <w:b w:val="false"/>
+          <w:bCs w:val="false"/>
+          <w:color w:val="auto"/>
+          <w:sz w:val="12"/>
+          <w:szCs w:val="12"/>
+          <w:lang w:val="zxx" w:eastAsia="zxx" w:bidi="zxx"/>
+        </w:rPr>
+        <w:t>F#m E D E</w:t>
+      </w:r>
+    </w:p>
+    <w:p>
+      <w:pPr>
+        <w:pStyle w:val="Normal"/>
+        <w:rPr>
+          <w:b w:val="false"/>
+          <w:b w:val="false"/>
+          <w:bCs w:val="false"/>
+          <w:color w:val="auto"/>
+        </w:rPr>
+      </w:pPr>
+      <w:r>
+        <w:rPr>
+          <w:rFonts w:cs="Consolas"/>
+          <w:b w:val="false"/>
+          <w:bCs w:val="false"/>
+          <w:color w:val="auto"/>
+          <w:sz w:val="12"/>
+          <w:szCs w:val="12"/>
+          <w:lang w:val="zxx" w:eastAsia="zxx" w:bidi="zxx"/>
+        </w:rPr>
+        <w:t>F#m E D E</w:t>
+      </w:r>
+    </w:p>
+    <w:p>
+      <w:pPr>
+        <w:pStyle w:val="Normal"/>
+        <w:rPr>
+          <w:b w:val="false"/>
+          <w:b w:val="false"/>
+          <w:bCs w:val="false"/>
+          <w:color w:val="auto"/>
+        </w:rPr>
+      </w:pPr>
+      <w:r>
+        <w:rPr>
+          <w:rFonts w:cs="Consolas"/>
+          <w:b w:val="false"/>
+          <w:bCs w:val="false"/>
+          <w:color w:val="auto"/>
+          <w:sz w:val="12"/>
+          <w:szCs w:val="12"/>
+          <w:lang w:val="zxx" w:eastAsia="zxx" w:bidi="zxx"/>
+        </w:rPr>
+        <w:t>F#m E D</w:t>
+      </w:r>
+    </w:p>
+    <w:p>
+      <w:pPr>
+        <w:pStyle w:val="Normal"/>
+        <w:rPr>
+          <w:b w:val="false"/>
+          <w:b w:val="false"/>
+          <w:bCs w:val="false"/>
+          <w:color w:val="auto"/>
+        </w:rPr>
+      </w:pPr>
+      <w:r>
+        <w:rPr>
+          <w:rFonts w:cs="Consolas"/>
+          <w:b w:val="false"/>
+          <w:bCs w:val="false"/>
+          <w:color w:val="auto"/>
+          <w:sz w:val="12"/>
+          <w:szCs w:val="12"/>
+          <w:lang w:val="zxx" w:eastAsia="zxx" w:bidi="zxx"/>
+        </w:rPr>
+        <w:t>E C#</w:t>
+      </w:r>
+    </w:p>
+    <w:p>
+      <w:pPr>
+        <w:pStyle w:val="Normal"/>
+        <w:rPr>
+          <w:b w:val="false"/>
+          <w:b w:val="false"/>
+          <w:bCs w:val="false"/>
+          <w:color w:val="auto"/>
+        </w:rPr>
+      </w:pPr>
+      <w:r>
+        <w:rPr>
+          <w:rFonts w:cs="Consolas"/>
+          <w:b w:val="false"/>
+          <w:bCs w:val="false"/>
+          <w:color w:val="auto"/>
+          <w:sz w:val="12"/>
+          <w:szCs w:val="12"/>
+          <w:lang w:val="zxx" w:eastAsia="zxx" w:bidi="zxx"/>
+        </w:rPr>
+        <w:t>F#m E</w:t>
+      </w:r>
+    </w:p>
+    <w:p>
+      <w:pPr>
+        <w:pStyle w:val="Normal"/>
+        <w:rPr>
           <w:rFonts w:cs="Consolas"/>
           <w:b w:val="false"/>
           <w:b w:val="false"/>
@@ -1606,7 +1939,7 @@
           <w:szCs w:val="12"/>
           <w:lang w:val="zxx" w:eastAsia="zxx" w:bidi="zxx"/>
         </w:rPr>
-        <w:t>[Pre-Final]</w:t>
+        <w:t>[Final]</w:t>
       </w:r>
     </w:p>
     <w:p>
@@ -1994,19 +2327,7 @@
           <w:szCs w:val="12"/>
           <w:lang w:val="zxx" w:eastAsia="zxx" w:bidi="zxx"/>
         </w:rPr>
-        <w:t xml:space="preserve">solo para ti     </w:t>
-      </w:r>
-      <w:r>
-        <w:rPr>
-          <w:rFonts w:cs="Consolas"/>
-          <w:b w:val="false"/>
-          <w:bCs w:val="false"/>
-          <w:color w:val="auto"/>
-          <w:sz w:val="12"/>
-          <w:szCs w:val="12"/>
-          <w:lang w:val="zxx" w:eastAsia="zxx" w:bidi="zxx"/>
-        </w:rPr>
-        <w:t>Dios   para ti</w:t>
+        <w:t>solo para ti     Dios   para ti</w:t>
       </w:r>
     </w:p>
     <w:sectPr>
@@ -2294,7 +2615,7 @@
     <w:pPr>
       <w:widowControl/>
       <w:suppressAutoHyphens w:val="true"/>
-      <w:overflowPunct w:val="false"/>
+      <w:overflowPunct w:val="true"/>
       <w:bidi w:val="0"/>
       <w:spacing w:before="0" w:after="0"/>
       <w:jc w:val="left"/>
